--- a/开题报告06_可合成性引导的材料生成_2026-10-18.docx
+++ b/开题报告06_可合成性引导的材料生成_2026-10-18.docx
@@ -329,7 +329,43 @@
           <w:color w:val="1A1A1A"/>
           <w:sz w:val="21"/>
         </w:rPr>
-        <w:t>已有工作声称「synthesizability-aware」，但实际用的是稳定性代理（如 LLEMA 的多目标里包含稳定性与可合成性约束，但没有调用专门的可合成性预测器 [2]）。真正把 CSLLM 这类预测器嵌入生成循环的工作，据本轮检索尚未见到。</w:t>
+        <w:t>已有工作声称「synthesizability-aware」，但实际用的是稳定性代理（如 LLEMA 的多目标里包含稳定性与可合成性约束，但没有调用专门的可合成性预测器 [2]）。</w:t>
+      </w:r>
+      <w:r>
+        <w:rPr>
+          <w:rFonts w:ascii="Times New Roman" w:hAnsi="Times New Roman" w:eastAsia="宋体"/>
+          <w:b/>
+          <w:color w:val="1A1A1A"/>
+          <w:sz w:val="21"/>
+        </w:rPr>
+        <w:t>必须说明的是，「生成后筛选」这个位置已被 CSLLM 自身的论文占用</w:t>
+      </w:r>
+      <w:r>
+        <w:rPr>
+          <w:rFonts w:ascii="Times New Roman" w:hAnsi="Times New Roman" w:eastAsia="宋体"/>
+          <w:b w:val="0"/>
+          <w:color w:val="1A1A1A"/>
+          <w:sz w:val="21"/>
+        </w:rPr>
+        <w:t>：该文用其预测器评估了 105,321 个理论结构并筛掉 45,632 个。因此本课题不宣称「预测器从未参与筛选」，只研究</w:t>
+      </w:r>
+      <w:r>
+        <w:rPr>
+          <w:rFonts w:ascii="Times New Roman" w:hAnsi="Times New Roman" w:eastAsia="宋体"/>
+          <w:b/>
+          <w:color w:val="1A1A1A"/>
+          <w:sz w:val="21"/>
+        </w:rPr>
+        <w:t>生成时重排与训练时奖励这两个尚未被占用的位置</w:t>
+      </w:r>
+      <w:r>
+        <w:rPr>
+          <w:rFonts w:ascii="Times New Roman" w:hAnsi="Times New Roman" w:eastAsia="宋体"/>
+          <w:b w:val="0"/>
+          <w:color w:val="1A1A1A"/>
+          <w:sz w:val="21"/>
+        </w:rPr>
+        <w:t>。</w:t>
       </w:r>
     </w:p>
     <w:p>
@@ -784,7 +820,7 @@
           <w:color w:val="1A1A1A"/>
           <w:sz w:val="21"/>
         </w:rPr>
-        <w:t>空白一：可合成性预测器没有被嵌入生成循环。</w:t>
+        <w:t>空白一：可合成性预测器未进入生成的采样/解码环节。</w:t>
       </w:r>
       <w:r>
         <w:rPr>
@@ -793,7 +829,7 @@
           <w:color w:val="1A1A1A"/>
           <w:sz w:val="21"/>
         </w:rPr>
-        <w:t xml:space="preserve"> CSLLM 是预测器 [1]，生成工作用稳定性代理 [2]。</w:t>
+        <w:t xml:space="preserve"> CSLLM 作为预测器已用于生成后批量筛选（10⁵ 量级，见 §2.3）[1]；生成工作则用稳定性代理 [2]。未被占用的是「生成时重排」与「训练时奖励」两个位置，本课题的增量范围据此限定。</w:t>
       </w:r>
     </w:p>
     <w:p>
@@ -1494,7 +1530,25 @@
           <w:color w:val="1A1A1A"/>
           <w:sz w:val="21"/>
         </w:rPr>
-        <w:t>：LLEMA 用稳定性代理 [2]，CSLLM 只做预测 [1]；SGG 把真实预测器嵌入生成循环，并比较三种位置。</w:t>
+        <w:t>：LLEMA 用稳定性代理 [2]；CSLLM 已做生成后批量筛选 [1]。SGG 的增量仅在</w:t>
+      </w:r>
+      <w:r>
+        <w:rPr>
+          <w:rFonts w:ascii="Times New Roman" w:hAnsi="Times New Roman" w:eastAsia="宋体"/>
+          <w:b/>
+          <w:color w:val="1A1A1A"/>
+          <w:sz w:val="21"/>
+        </w:rPr>
+        <w:t>生成时重排与训练时奖励</w:t>
+      </w:r>
+      <w:r>
+        <w:rPr>
+          <w:rFonts w:ascii="Times New Roman" w:hAnsi="Times New Roman" w:eastAsia="宋体"/>
+          <w:b w:val="0"/>
+          <w:color w:val="1A1A1A"/>
+          <w:sz w:val="21"/>
+        </w:rPr>
+        <w:t>这两个位置，并给出两种位置的预算分配对照；生成后筛选作为已知基线 B2 保留，不作为本文创新。</w:t>
       </w:r>
     </w:p>
     <w:p>
@@ -1881,7 +1935,7 @@
                 <w:color w:val="1A1A1A"/>
                 <w:sz w:val="18"/>
               </w:rPr>
-              <w:t>Elpasolite</w:t>
+              <w:t>Elpasolite [8]</w:t>
             </w:r>
           </w:p>
         </w:tc>
@@ -2506,6 +2560,324 @@
           <w:sz w:val="21"/>
         </w:rPr>
         <w:t>预测器在生成分布上的校准</w:t>
+      </w:r>
+    </w:p>
+    <w:p>
+      <w:pPr>
+        <w:spacing w:before="200" w:after="80"/>
+      </w:pPr>
+      <w:r>
+        <w:rPr>
+          <w:rFonts w:ascii="Times New Roman" w:hAnsi="Times New Roman" w:eastAsia="黑体"/>
+          <w:b/>
+          <w:color w:val="1B3A52"/>
+          <w:sz w:val="23"/>
+        </w:rPr>
+        <w:t>5.5 真实实验验证（本方向最需要，但只能做案例验证）</w:t>
+      </w:r>
+    </w:p>
+    <w:p>
+      <w:pPr>
+        <w:spacing w:after="80"/>
+        <w:ind w:firstLine="420"/>
+      </w:pPr>
+      <w:r>
+        <w:rPr>
+          <w:rFonts w:ascii="Times New Roman" w:hAnsi="Times New Roman" w:eastAsia="宋体"/>
+          <w:b w:val="0"/>
+          <w:color w:val="1A1A1A"/>
+          <w:sz w:val="21"/>
+        </w:rPr>
+        <w:t>在本课题涉及的六个方向中，</w:t>
+      </w:r>
+      <w:r>
+        <w:rPr>
+          <w:rFonts w:ascii="Times New Roman" w:hAnsi="Times New Roman" w:eastAsia="宋体"/>
+          <w:b/>
+          <w:color w:val="1A1A1A"/>
+          <w:sz w:val="21"/>
+        </w:rPr>
+        <w:t>这一个与真实实验关系最直接</w:t>
+      </w:r>
+      <w:r>
+        <w:rPr>
+          <w:rFonts w:ascii="Times New Roman" w:hAnsi="Times New Roman" w:eastAsia="宋体"/>
+          <w:b w:val="0"/>
+          <w:color w:val="1A1A1A"/>
+          <w:sz w:val="21"/>
+        </w:rPr>
+        <w:t>：可合成性预测器的最终检验标准就是「预测可合成的材料是否真能做出来」。</w:t>
+      </w:r>
+    </w:p>
+    <w:tbl>
+      <w:tblPr>
+        <w:tblStyle w:val="TableGrid"/>
+        <w:tblW w:type="auto" w:w="0"/>
+        <w:jc w:val="center"/>
+        <w:tblLook w:firstColumn="1" w:firstRow="1" w:lastColumn="0" w:lastRow="0" w:noHBand="0" w:noVBand="1" w:val="04A0"/>
+      </w:tblPr>
+      <w:tblGrid>
+        <w:gridCol w:w="4366"/>
+        <w:gridCol w:w="4366"/>
+      </w:tblGrid>
+      <w:tr>
+        <w:tc>
+          <w:tcPr>
+            <w:tcW w:type="dxa" w:w="4366"/>
+          </w:tcPr>
+          <w:p>
+            <w:pPr>
+              <w:spacing w:before="40" w:after="40" w:line="276" w:lineRule="auto"/>
+            </w:pPr>
+            <w:r/>
+            <w:r>
+              <w:rPr>
+                <w:rFonts w:ascii="Times New Roman" w:hAnsi="Times New Roman" w:eastAsia="宋体"/>
+                <w:b/>
+                <w:color w:val="1A1A1A"/>
+                <w:sz w:val="18"/>
+              </w:rPr>
+              <w:t>项目</w:t>
+            </w:r>
+          </w:p>
+        </w:tc>
+        <w:tc>
+          <w:tcPr>
+            <w:tcW w:type="dxa" w:w="4366"/>
+          </w:tcPr>
+          <w:p>
+            <w:pPr>
+              <w:spacing w:before="40" w:after="40" w:line="276" w:lineRule="auto"/>
+            </w:pPr>
+            <w:r/>
+            <w:r>
+              <w:rPr>
+                <w:rFonts w:ascii="Times New Roman" w:hAnsi="Times New Roman" w:eastAsia="宋体"/>
+                <w:b/>
+                <w:color w:val="1A1A1A"/>
+                <w:sz w:val="18"/>
+              </w:rPr>
+              <w:t>设计</w:t>
+            </w:r>
+          </w:p>
+        </w:tc>
+      </w:tr>
+      <w:tr>
+        <w:tc>
+          <w:tcPr>
+            <w:tcW w:type="dxa" w:w="4366"/>
+          </w:tcPr>
+          <w:p>
+            <w:pPr>
+              <w:spacing w:before="40" w:after="40" w:line="276" w:lineRule="auto"/>
+            </w:pPr>
+            <w:r/>
+            <w:r>
+              <w:rPr>
+                <w:rFonts w:ascii="Times New Roman" w:hAnsi="Times New Roman" w:eastAsia="宋体"/>
+                <w:b w:val="0"/>
+                <w:color w:val="1A1A1A"/>
+                <w:sz w:val="18"/>
+              </w:rPr>
+              <w:t>候选来源</w:t>
+            </w:r>
+          </w:p>
+        </w:tc>
+        <w:tc>
+          <w:tcPr>
+            <w:tcW w:type="dxa" w:w="4366"/>
+          </w:tcPr>
+          <w:p>
+            <w:pPr>
+              <w:spacing w:before="40" w:after="40" w:line="276" w:lineRule="auto"/>
+            </w:pPr>
+            <w:r/>
+            <w:r>
+              <w:rPr>
+                <w:rFonts w:ascii="Times New Roman" w:hAnsi="Times New Roman" w:eastAsia="宋体"/>
+                <w:b w:val="0"/>
+                <w:color w:val="1A1A1A"/>
+                <w:sz w:val="18"/>
+              </w:rPr>
+              <w:t>从 SGG 引导生成的高分候选中，选 2—3 个「CSLLM 高分、且与 ICSD 已有结构不相似」的，避免做成已知材料</w:t>
+            </w:r>
+          </w:p>
+        </w:tc>
+      </w:tr>
+      <w:tr>
+        <w:tc>
+          <w:tcPr>
+            <w:tcW w:type="dxa" w:w="4366"/>
+          </w:tcPr>
+          <w:p>
+            <w:pPr>
+              <w:spacing w:before="40" w:after="40" w:line="276" w:lineRule="auto"/>
+            </w:pPr>
+            <w:r/>
+            <w:r>
+              <w:rPr>
+                <w:rFonts w:ascii="Times New Roman" w:hAnsi="Times New Roman" w:eastAsia="宋体"/>
+                <w:b w:val="0"/>
+                <w:color w:val="1A1A1A"/>
+                <w:sz w:val="18"/>
+              </w:rPr>
+              <w:t>实验内容</w:t>
+            </w:r>
+          </w:p>
+        </w:tc>
+        <w:tc>
+          <w:tcPr>
+            <w:tcW w:type="dxa" w:w="4366"/>
+          </w:tcPr>
+          <w:p>
+            <w:pPr>
+              <w:spacing w:before="40" w:after="40" w:line="276" w:lineRule="auto"/>
+            </w:pPr>
+            <w:r/>
+            <w:r>
+              <w:rPr>
+                <w:rFonts w:ascii="Times New Roman" w:hAnsi="Times New Roman" w:eastAsia="宋体"/>
+                <w:b w:val="0"/>
+                <w:color w:val="1A1A1A"/>
+                <w:sz w:val="18"/>
+              </w:rPr>
+              <w:t>按 CSLLM 预测的合成路线与前驱体尝试合成，XRD 物相确认</w:t>
+            </w:r>
+          </w:p>
+        </w:tc>
+      </w:tr>
+      <w:tr>
+        <w:tc>
+          <w:tcPr>
+            <w:tcW w:type="dxa" w:w="4366"/>
+          </w:tcPr>
+          <w:p>
+            <w:pPr>
+              <w:spacing w:before="40" w:after="40" w:line="276" w:lineRule="auto"/>
+            </w:pPr>
+            <w:r/>
+            <w:r>
+              <w:rPr>
+                <w:rFonts w:ascii="Times New Roman" w:hAnsi="Times New Roman" w:eastAsia="宋体"/>
+                <w:b w:val="0"/>
+                <w:color w:val="1A1A1A"/>
+                <w:sz w:val="18"/>
+              </w:rPr>
+              <w:t>判据</w:t>
+            </w:r>
+          </w:p>
+        </w:tc>
+        <w:tc>
+          <w:tcPr>
+            <w:tcW w:type="dxa" w:w="4366"/>
+          </w:tcPr>
+          <w:p>
+            <w:pPr>
+              <w:spacing w:before="40" w:after="40" w:line="276" w:lineRule="auto"/>
+            </w:pPr>
+            <w:r/>
+            <w:r>
+              <w:rPr>
+                <w:rFonts w:ascii="Times New Roman" w:hAnsi="Times New Roman" w:eastAsia="宋体"/>
+                <w:b w:val="0"/>
+                <w:color w:val="1A1A1A"/>
+                <w:sz w:val="18"/>
+              </w:rPr>
+              <w:t>目标相是否获得。成功支持引导有效；失败须区分「预测错误」与「合成条件不当」，后者不能作为反证</w:t>
+            </w:r>
+          </w:p>
+        </w:tc>
+      </w:tr>
+      <w:tr>
+        <w:tc>
+          <w:tcPr>
+            <w:tcW w:type="dxa" w:w="4366"/>
+          </w:tcPr>
+          <w:p>
+            <w:pPr>
+              <w:spacing w:before="40" w:after="40" w:line="276" w:lineRule="auto"/>
+            </w:pPr>
+            <w:r/>
+            <w:r>
+              <w:rPr>
+                <w:rFonts w:ascii="Times New Roman" w:hAnsi="Times New Roman" w:eastAsia="宋体"/>
+                <w:b w:val="0"/>
+                <w:color w:val="1A1A1A"/>
+                <w:sz w:val="18"/>
+              </w:rPr>
+              <w:t>关键限制</w:t>
+            </w:r>
+          </w:p>
+        </w:tc>
+        <w:tc>
+          <w:tcPr>
+            <w:tcW w:type="dxa" w:w="4366"/>
+          </w:tcPr>
+          <w:p>
+            <w:pPr>
+              <w:spacing w:before="40" w:after="40" w:line="276" w:lineRule="auto"/>
+            </w:pPr>
+            <w:r/>
+            <w:r>
+              <w:rPr>
+                <w:rFonts w:ascii="Times New Roman" w:hAnsi="Times New Roman" w:eastAsia="宋体"/>
+                <w:b w:val="0"/>
+                <w:color w:val="1A1A1A"/>
+                <w:sz w:val="18"/>
+              </w:rPr>
+              <w:t>2—3 个样本无法支持任何统计结论；且合成失败的原因高度多因，单一失败无法归因于预测器</w:t>
+            </w:r>
+          </w:p>
+        </w:tc>
+      </w:tr>
+    </w:tbl>
+    <w:p/>
+    <w:p>
+      <w:pPr>
+        <w:spacing w:after="80"/>
+        <w:ind w:firstLine="420"/>
+      </w:pPr>
+      <w:r>
+        <w:rPr>
+          <w:rFonts w:ascii="Times New Roman" w:hAnsi="Times New Roman" w:eastAsia="宋体"/>
+          <w:b/>
+          <w:color w:val="1A1A1A"/>
+          <w:sz w:val="21"/>
+        </w:rPr>
+        <w:t>必须预防的替代解释</w:t>
+      </w:r>
+      <w:r>
+        <w:rPr>
+          <w:rFonts w:ascii="Times New Roman" w:hAnsi="Times New Roman" w:eastAsia="宋体"/>
+          <w:b w:val="0"/>
+          <w:color w:val="1A1A1A"/>
+          <w:sz w:val="21"/>
+        </w:rPr>
+        <w:t>：若生成的候选与 ICSD 已有结构高度相似，实验成功可能只说明「模型记住了已知材料」。因此候选筛选阶段必须报告与 ICSD 的结构相似度分布，实验对象须取自低相似度区间。</w:t>
+      </w:r>
+    </w:p>
+    <w:p>
+      <w:pPr>
+        <w:spacing w:after="80"/>
+        <w:ind w:firstLine="420"/>
+      </w:pPr>
+      <w:r>
+        <w:rPr>
+          <w:rFonts w:ascii="Times New Roman" w:hAnsi="Times New Roman" w:eastAsia="宋体"/>
+          <w:b/>
+          <w:color w:val="1A1A1A"/>
+          <w:sz w:val="21"/>
+        </w:rPr>
+        <w:t>若实验不可得</w:t>
+      </w:r>
+      <w:r>
+        <w:rPr>
+          <w:rFonts w:ascii="Times New Roman" w:hAnsi="Times New Roman" w:eastAsia="宋体"/>
+          <w:b w:val="0"/>
+          <w:color w:val="1A1A1A"/>
+          <w:sz w:val="21"/>
+        </w:rPr>
+        <w:t>：本课题仍可完成，但须把结论从「提高了可合成率」改写为「提高了预测器评分」，二者不能混为一谈。这一降级须在论文中明确声明。</w:t>
       </w:r>
     </w:p>
     <w:p>
@@ -3897,7 +4269,7 @@
           <w:color w:val="1A1A1A"/>
           <w:sz w:val="21"/>
         </w:rPr>
-        <w:t>[2] Abhyankar N, Kabra S, Desai S, Reddy C K. Accelerating Materials Design via LLM-Guided Evolutionary Search. arXiv:2510.22503, 2025.</w:t>
+        <w:t>[2] Abhyankar N, Kabra S, Desai S, Reddy C K. LLEMA: Evolutionary Search with LLMs for Multi-Objective Materials Discovery. ICLR 2026. arXiv:2510.22503（v1 标题为 Accelerating Materials Design via LLM-Guided Evolutionary Search）</w:t>
       </w:r>
     </w:p>
     <w:p>
@@ -3973,6 +4345,21 @@
           <w:sz w:val="21"/>
         </w:rPr>
         <w:t>[7] Xu A, Desai R, Wang L, Ritz E, Hope G. PLaID++: A Preference Aligned Language Model for Targeted Inorganic Materials Design. ICML 2026.</w:t>
+      </w:r>
+    </w:p>
+    <w:p>
+      <w:pPr>
+        <w:spacing w:after="80"/>
+        <w:ind w:firstLine="420"/>
+      </w:pPr>
+      <w:r>
+        <w:rPr>
+          <w:rFonts w:ascii="Times New Roman" w:hAnsi="Times New Roman" w:eastAsia="宋体"/>
+          <w:b w:val="0"/>
+          <w:color w:val="1A1A1A"/>
+          <w:sz w:val="21"/>
+        </w:rPr>
+        <w:t>[8] Faber F A, Lindmaa A, von Lilienfeld O A, Armiento R. Machine Learning Energies of 2 M Elpasolite (ABC₂D₆) Crystals. Physical Review Letters, 2016, 117: 135502. arXiv:1508.05315. （Elpasolite 数据集来源）</w:t>
       </w:r>
     </w:p>
     <w:p>
@@ -4180,7 +4567,7 @@
         <w:color w:val="808080"/>
         <w:sz w:val="16"/>
       </w:rPr>
-      <w:t>2026 年 10 月 17 日</w:t>
+      <w:t>2026 年 10 月 18 日</w:t>
     </w:r>
   </w:p>
 </w:ftr>
